--- a/docs/sdlc/50_operation/WS2D-TS-001_障害対応手順書.docx
+++ b/docs/sdlc/50_operation/WS2D-TS-001_障害対応手順書.docx
@@ -3444,13 +3444,13 @@
           <w:rFonts w:ascii="Consolas" w:hAnsi="Consolas" w:eastAsia="Consolas"/>
           <w:sz w:val="18"/>
         </w:rPr>
-        <w:t>/admin/console</w:t>
+        <w:t>/user-management</w:t>
       </w:r>
       <w:r>
         <w:rPr>
           <w:rFonts w:ascii="Yu Gothic" w:hAnsi="Yu Gothic" w:eastAsia="Yu Gothic"/>
         </w:rPr>
-        <w:t xml:space="preserve"> で対象ユーザーの </w:t>
+        <w:t xml:space="preserve"> の一覧で対象ユーザーの存在を確認する（</w:t>
       </w:r>
       <w:r>
         <w:rPr>
@@ -3463,7 +3463,20 @@
         <w:rPr>
           <w:rFonts w:ascii="Yu Gothic" w:hAnsi="Yu Gothic" w:eastAsia="Yu Gothic"/>
         </w:rPr>
-        <w:t xml:space="preserve"> を確認する。</w:t>
+        <w:t xml:space="preserve"> は画面に出さないため、無効化の有無は </w:t>
+      </w:r>
+      <w:r>
+        <w:rPr>
+          <w:rFonts w:ascii="Consolas" w:hAnsi="Consolas" w:eastAsia="Consolas"/>
+          <w:sz w:val="18"/>
+        </w:rPr>
+        <w:t>GET /api/admin/tenancy</w:t>
+      </w:r>
+      <w:r>
+        <w:rPr>
+          <w:rFonts w:ascii="Yu Gothic" w:hAnsi="Yu Gothic" w:eastAsia="Yu Gothic"/>
+        </w:rPr>
+        <w:t xml:space="preserve"> の応答で確認する）。</w:t>
       </w:r>
     </w:p>
     <w:p>
@@ -3605,20 +3618,20 @@
         <w:rPr>
           <w:rFonts w:ascii="Yu Gothic" w:hAnsi="Yu Gothic" w:eastAsia="Yu Gothic"/>
         </w:rPr>
-        <w:t>管理コンソール（</w:t>
+        <w:t>パスワード忘れ・ロックアウトは、ユーザー管理（</w:t>
       </w:r>
       <w:r>
         <w:rPr>
           <w:rFonts w:ascii="Consolas" w:hAnsi="Consolas" w:eastAsia="Consolas"/>
           <w:sz w:val="18"/>
         </w:rPr>
-        <w:t>/admin/console</w:t>
+        <w:t>/user-management</w:t>
       </w:r>
       <w:r>
         <w:rPr>
           <w:rFonts w:ascii="Yu Gothic" w:hAnsi="Yu Gothic" w:eastAsia="Yu Gothic"/>
         </w:rPr>
-        <w:t>）でアカウントの有効/無効を確認・切替する（</w:t>
+        <w:t>）の「パスワード」ダイアログで再設定する（再設定時にロックも解除される。</w:t>
       </w:r>
       <w:r>
         <w:rPr>
@@ -3632,6 +3645,44 @@
           <w:rFonts w:ascii="Yu Gothic" w:hAnsi="Yu Gothic" w:eastAsia="Yu Gothic"/>
         </w:rPr>
         <w:t xml:space="preserve"> §7.1）</w:t>
+      </w:r>
+    </w:p>
+    <w:p>
+      <w:pPr>
+        <w:pStyle w:val="ListBullet"/>
+        <w:ind w:left="720"/>
+      </w:pPr>
+      <w:r>
+        <w:rPr>
+          <w:rFonts w:ascii="Yu Gothic" w:hAnsi="Yu Gothic" w:eastAsia="Yu Gothic"/>
+        </w:rPr>
+        <w:t xml:space="preserve">無効化されたアカウントの復帰は </w:t>
+      </w:r>
+      <w:r>
+        <w:rPr>
+          <w:rFonts w:ascii="Consolas" w:hAnsi="Consolas" w:eastAsia="Consolas"/>
+          <w:sz w:val="18"/>
+        </w:rPr>
+        <w:t>PATCH /api/admin/tenancy/users/&lt;id&gt;</w:t>
+      </w:r>
+      <w:r>
+        <w:rPr>
+          <w:rFonts w:ascii="Yu Gothic" w:hAnsi="Yu Gothic" w:eastAsia="Yu Gothic"/>
+        </w:rPr>
+        <w:t xml:space="preserve"> に </w:t>
+      </w:r>
+      <w:r>
+        <w:rPr>
+          <w:rFonts w:ascii="Consolas" w:hAnsi="Consolas" w:eastAsia="Consolas"/>
+          <w:sz w:val="18"/>
+        </w:rPr>
+        <w:t>{"is_active": true}</w:t>
+      </w:r>
+      <w:r>
+        <w:rPr>
+          <w:rFonts w:ascii="Yu Gothic" w:hAnsi="Yu Gothic" w:eastAsia="Yu Gothic"/>
+        </w:rPr>
+        <w:t xml:space="preserve"> を送る（画面には有効/無効の操作を置いていない）</w:t>
       </w:r>
     </w:p>
     <w:p>
